--- a/guides/Facilitator Guide - 10 min talk 50 min handson.docx
+++ b/guides/Facilitator Guide - 10 min talk 50 min handson.docx
@@ -345,7 +345,6 @@
       </w:pPr>
       <w:r>
         <w:rPr/>
-        <w:t>Use GitHub Codespaces for every attendee. It requires only a browser and starts with the workshop tools ready.</w:t>
       </w:r>
     </w:p>
     <w:p>
@@ -1048,7 +1047,6 @@
       </w:pPr>
       <w:r>
         <w:rPr/>
-        <w:t>First thing to check at every laptop: the attendee has started `copilot` in a terminal and trusted the workshop folder. Copilot can then read the files, run commands, and deploy after the attendee approves each action.</w:t>
       </w:r>
     </w:p>
     <w:p>
@@ -1477,6 +1475,29 @@
     </w:p>
     <w:bookmarkEnd w:id="19"/>
     <w:bookmarkEnd w:id="20"/>
+    <w:p>
+      <w:pPr>
+        <w:pStyle w:val="Heading2"/>
+      </w:pPr>
+      <w:r>
+        <w:t>Attendee setup choices</w:t>
+      </w:r>
+    </w:p>
+    <w:p>
+      <w:r>
+        <w:t>Codespaces: attendees create a Codespace, then run `copilot` in the terminal. Copilot Chat remains disabled in this path.</w:t>
+      </w:r>
+    </w:p>
+    <w:p>
+      <w:r>
+        <w:t>GitHub Copilot app: attendees install the app, Git, Azure CLI, and Python for the Data track. They add the workshop repository as a project and start an Interactive session.</w:t>
+      </w:r>
+    </w:p>
+    <w:p>
+      <w:r>
+        <w:t>At the start of the hands-on, verify the selected path: a trusted `copilot` terminal session in Codespaces or an Interactive app session.</w:t>
+      </w:r>
+    </w:p>
     <w:sectPr>
       <w:footnotePr>
         <w:numRestart w:val="eachSect"/>

--- a/guides/Facilitator Guide - 10 min talk 50 min handson.docx
+++ b/guides/Facilitator Guide - 10 min talk 50 min handson.docx
@@ -1490,7 +1490,7 @@
     </w:p>
     <w:p>
       <w:r>
-        <w:t>GitHub Copilot app: attendees install the app, Git, Azure CLI, and Python for the Data track. They add the workshop repository as a project and start an Interactive session.</w:t>
+        <w:t>GitHub Copilot app for Windows: attendees download the x64 installer from gh.io/copilot-app-win64, then install Git, Azure CLI, and Python for the Data track. They add the workshop repository as a project and start an Interactive session.</w:t>
       </w:r>
     </w:p>
     <w:p>
